--- a/data/revised_2026-10_full/tracked/v2/Physics/SS3.3_Introduction_to_Electronics/Physics_Introduction_to_Electronics_FinalExplanation_TeacherKey_TRACKED.docx
+++ b/data/revised_2026-10_full/tracked/v2/Physics/SS3.3_Introduction_to_Electronics/Physics_Introduction_to_Electronics_FinalExplanation_TeacherKey_TRACKED.docx
@@ -2389,7 +2389,7 @@
               <w:spacing w:after="40" w:before="0"/>
               <w:jc w:val="left"/>
             </w:pPr>
-            <w:del w:id="9001" w:author="Claude (AI) - proposed" w:date="2026-10-15T08:04:46Z">
+            <w:del w:id="9001" w:author="Claude (AI) - proposed" w:date="2026-10-18T00:32:31Z">
               <w:r>
                 <w:rPr>
                   <w:rFonts w:ascii="Arial" w:cs="Arial" w:eastAsia="Arial" w:hAnsi="Arial"/>
@@ -2404,7 +2404,7 @@
                 <w:delText xml:space="preserve">Uses</w:delText>
               </w:r>
             </w:del>
-            <w:ins w:id="9002" w:author="Claude (AI) - proposed" w:date="2026-10-15T08:04:46Z">
+            <w:ins w:id="9002" w:author="Claude (AI) - proposed" w:date="2026-10-18T00:32:31Z">
               <w:r>
                 <w:rPr>
                   <w:rFonts w:ascii="Arial" w:cs="Arial" w:eastAsia="Arial" w:hAnsi="Arial"/>
@@ -2432,7 +2432,7 @@
               </w:rPr>
               <w:t xml:space="preserve"> accurate results from the bulb test and resistivity, gap and Tc values with correct units and the correct order of materials</w:t>
             </w:r>
-            <w:ins w:id="9003" w:author="Claude (AI) - proposed" w:date="2026-10-15T08:04:46Z">
+            <w:ins w:id="9003" w:author="Claude (AI) - proposed" w:date="2026-10-18T00:32:31Z">
               <w:r>
                 <w:rPr>
                   <w:rFonts w:ascii="Arial" w:cs="Arial" w:eastAsia="Arial" w:hAnsi="Arial"/>
@@ -2480,10 +2480,10 @@
               <w:spacing w:after="40" w:before="0"/>
               <w:jc w:val="left"/>
               <w:rPr>
-                <w:ins w:id="9005" w:author="Claude (AI) - proposed" w:date="2026-10-15T08:04:46Z"/>
-              </w:rPr>
-            </w:pPr>
-            <w:ins w:id="9004" w:author="Claude (AI) - proposed" w:date="2026-10-15T08:04:46Z">
+                <w:ins w:id="9005" w:author="Claude (AI) - proposed" w:date="2026-10-18T00:32:31Z"/>
+              </w:rPr>
+            </w:pPr>
+            <w:ins w:id="9004" w:author="Claude (AI) - proposed" w:date="2026-10-18T00:32:31Z">
               <w:r>
                 <w:rPr>
                   <w:rFonts w:ascii="Arial" w:cs="Arial" w:eastAsia="Arial" w:hAnsi="Arial"/>
@@ -2518,7 +2518,7 @@
               <w:spacing w:after="40" w:before="0"/>
               <w:jc w:val="left"/>
             </w:pPr>
-            <w:del w:id="9006" w:author="Claude (AI) - proposed" w:date="2026-10-15T08:04:46Z">
+            <w:del w:id="9006" w:author="Claude (AI) - proposed" w:date="2026-10-18T00:32:31Z">
               <w:r>
                 <w:rPr>
                   <w:rFonts w:ascii="Arial" w:cs="Arial" w:eastAsia="Arial" w:hAnsi="Arial"/>
@@ -2533,7 +2533,7 @@
                 <w:delText xml:space="preserve">Uses most</w:delText>
               </w:r>
             </w:del>
-            <w:ins w:id="9007" w:author="Claude (AI) - proposed" w:date="2026-10-15T08:04:46Z">
+            <w:ins w:id="9007" w:author="Claude (AI) - proposed" w:date="2026-10-18T00:32:31Z">
               <w:r>
                 <w:rPr>
                   <w:rFonts w:ascii="Arial" w:cs="Arial" w:eastAsia="Arial" w:hAnsi="Arial"/>
@@ -2561,7 +2561,7 @@
               </w:rPr>
               <w:t xml:space="preserve"> evidence and numbers correctly, </w:t>
             </w:r>
-            <w:del w:id="9008" w:author="Claude (AI) - proposed" w:date="2026-10-15T08:04:46Z">
+            <w:del w:id="9008" w:author="Claude (AI) - proposed" w:date="2026-10-18T00:32:31Z">
               <w:r>
                 <w:rPr>
                   <w:rFonts w:ascii="Arial" w:cs="Arial" w:eastAsia="Arial" w:hAnsi="Arial"/>
@@ -2576,7 +2576,7 @@
                 <w:delText xml:space="preserve">with a few missing units or small</w:delText>
               </w:r>
             </w:del>
-            <w:ins w:id="9009" w:author="Claude (AI) - proposed" w:date="2026-10-15T08:04:46Z">
+            <w:ins w:id="9009" w:author="Claude (AI) - proposed" w:date="2026-10-18T00:32:31Z">
               <w:r>
                 <w:rPr>
                   <w:rFonts w:ascii="Arial" w:cs="Arial" w:eastAsia="Arial" w:hAnsi="Arial"/>
@@ -2611,10 +2611,10 @@
               <w:spacing w:after="40" w:before="0"/>
               <w:jc w:val="left"/>
               <w:rPr>
-                <w:del w:id="9011" w:author="Claude (AI) - proposed" w:date="2026-10-15T08:04:46Z"/>
-              </w:rPr>
-            </w:pPr>
-            <w:del w:id="9010" w:author="Claude (AI) - proposed" w:date="2026-10-15T08:04:46Z">
+                <w:del w:id="9011" w:author="Claude (AI) - proposed" w:date="2026-10-18T00:32:31Z"/>
+              </w:rPr>
+            </w:pPr>
+            <w:del w:id="9010" w:author="Claude (AI) - proposed" w:date="2026-10-18T00:32:31Z">
               <w:r>
                 <w:rPr>
                   <w:rFonts w:ascii="Arial" w:cs="Arial" w:eastAsia="Arial" w:hAnsi="Arial"/>
@@ -2684,7 +2684,7 @@
               <w:spacing w:after="40" w:before="0"/>
               <w:jc w:val="left"/>
             </w:pPr>
-            <w:del w:id="9012" w:author="Claude (AI) - proposed" w:date="2026-10-15T08:04:46Z">
+            <w:del w:id="9012" w:author="Claude (AI) - proposed" w:date="2026-10-18T00:32:31Z">
               <w:r>
                 <w:rPr>
                   <w:rFonts w:ascii="Arial" w:cs="Arial" w:eastAsia="Arial" w:hAnsi="Arial"/>
@@ -2699,7 +2699,7 @@
                 <w:delText xml:space="preserve">Clearly</w:delText>
               </w:r>
             </w:del>
-            <w:ins w:id="9013" w:author="Claude (AI) - proposed" w:date="2026-10-15T08:04:46Z">
+            <w:ins w:id="9013" w:author="Claude (AI) - proposed" w:date="2026-10-18T00:32:31Z">
               <w:r>
                 <w:rPr>
                   <w:rFonts w:ascii="Arial" w:cs="Arial" w:eastAsia="Arial" w:hAnsi="Arial"/>
@@ -2727,7 +2727,7 @@
               </w:rPr>
               <w:t xml:space="preserve"> explains conductors, insulators, semiconductors, temperature effects, doping and p-n junctions using energy gaps, free electrons and holes</w:t>
             </w:r>
-            <w:ins w:id="9014" w:author="Claude (AI) - proposed" w:date="2026-10-15T08:04:46Z">
+            <w:ins w:id="9014" w:author="Claude (AI) - proposed" w:date="2026-10-18T00:32:31Z">
               <w:r>
                 <w:rPr>
                   <w:rFonts w:ascii="Arial" w:cs="Arial" w:eastAsia="Arial" w:hAnsi="Arial"/>
@@ -2775,7 +2775,7 @@
               <w:spacing w:after="40" w:before="0"/>
               <w:jc w:val="left"/>
             </w:pPr>
-            <w:del w:id="9015" w:author="Claude (AI) - proposed" w:date="2026-10-15T08:04:46Z">
+            <w:del w:id="9015" w:author="Claude (AI) - proposed" w:date="2026-10-18T00:32:31Z">
               <w:r>
                 <w:rPr>
                   <w:rFonts w:ascii="Arial" w:cs="Arial" w:eastAsia="Arial" w:hAnsi="Arial"/>
@@ -2790,7 +2790,7 @@
                 <w:delText xml:space="preserve">Explains most ideas using gaps and free electrons or</w:delText>
               </w:r>
             </w:del>
-            <w:ins w:id="9016" w:author="Claude (AI) - proposed" w:date="2026-10-15T08:04:46Z">
+            <w:ins w:id="9016" w:author="Claude (AI) - proposed" w:date="2026-10-18T00:32:31Z">
               <w:r>
                 <w:rPr>
                   <w:rFonts w:ascii="Arial" w:cs="Arial" w:eastAsia="Arial" w:hAnsi="Arial"/>
@@ -2818,7 +2818,7 @@
               </w:rPr>
               <w:t xml:space="preserve"> holes, with </w:t>
             </w:r>
-            <w:del w:id="9017" w:author="Claude (AI) - proposed" w:date="2026-10-15T08:04:46Z">
+            <w:del w:id="9017" w:author="Claude (AI) - proposed" w:date="2026-10-18T00:32:31Z">
               <w:r>
                 <w:rPr>
                   <w:rFonts w:ascii="Arial" w:cs="Arial" w:eastAsia="Arial" w:hAnsi="Arial"/>
@@ -2833,7 +2833,7 @@
                 <w:delText xml:space="preserve">some</w:delText>
               </w:r>
             </w:del>
-            <w:ins w:id="9018" w:author="Claude (AI) - proposed" w:date="2026-10-15T08:04:46Z">
+            <w:ins w:id="9018" w:author="Claude (AI) - proposed" w:date="2026-10-18T00:32:31Z">
               <w:r>
                 <w:rPr>
                   <w:rFonts w:ascii="Arial" w:cs="Arial" w:eastAsia="Arial" w:hAnsi="Arial"/>
@@ -2881,7 +2881,7 @@
               <w:spacing w:after="40" w:before="0"/>
               <w:jc w:val="left"/>
             </w:pPr>
-            <w:del w:id="9019" w:author="Claude (AI) - proposed" w:date="2026-10-15T08:04:46Z">
+            <w:del w:id="9019" w:author="Claude (AI) - proposed" w:date="2026-10-18T00:32:31Z">
               <w:r>
                 <w:rPr>
                   <w:rFonts w:ascii="Arial" w:cs="Arial" w:eastAsia="Arial" w:hAnsi="Arial"/>
@@ -2896,7 +2896,7 @@
                 <w:delText xml:space="preserve">Describes</w:delText>
               </w:r>
             </w:del>
-            <w:ins w:id="9020" w:author="Claude (AI) - proposed" w:date="2026-10-15T08:04:46Z">
+            <w:ins w:id="9020" w:author="Claude (AI) - proposed" w:date="2026-10-18T00:32:31Z">
               <w:r>
                 <w:rPr>
                   <w:rFonts w:ascii="Arial" w:cs="Arial" w:eastAsia="Arial" w:hAnsi="Arial"/>
@@ -2924,7 +2924,7 @@
               </w:rPr>
               <w:t xml:space="preserve"> what happens but </w:t>
             </w:r>
-            <w:del w:id="9021" w:author="Claude (AI) - proposed" w:date="2026-10-15T08:04:46Z">
+            <w:del w:id="9021" w:author="Claude (AI) - proposed" w:date="2026-10-18T00:32:31Z">
               <w:r>
                 <w:rPr>
                   <w:rFonts w:ascii="Arial" w:cs="Arial" w:eastAsia="Arial" w:hAnsi="Arial"/>
@@ -2939,7 +2939,7 @@
                 <w:delText xml:space="preserve">does not explain</w:delText>
               </w:r>
             </w:del>
-            <w:ins w:id="9022" w:author="Claude (AI) - proposed" w:date="2026-10-15T08:04:46Z">
+            <w:ins w:id="9022" w:author="Claude (AI) - proposed" w:date="2026-10-18T00:32:31Z">
               <w:r>
                 <w:rPr>
                   <w:rFonts w:ascii="Arial" w:cs="Arial" w:eastAsia="Arial" w:hAnsi="Arial"/>
@@ -3022,7 +3022,7 @@
               <w:spacing w:after="40" w:before="0"/>
               <w:jc w:val="left"/>
             </w:pPr>
-            <w:del w:id="9023" w:author="Claude (AI) - proposed" w:date="2026-10-15T08:04:46Z">
+            <w:del w:id="9023" w:author="Claude (AI) - proposed" w:date="2026-10-18T00:32:31Z">
               <w:r>
                 <w:rPr>
                   <w:rFonts w:ascii="Arial" w:cs="Arial" w:eastAsia="Arial" w:hAnsi="Arial"/>
@@ -3037,7 +3037,7 @@
                 <w:delText xml:space="preserve">Uses</w:delText>
               </w:r>
             </w:del>
-            <w:ins w:id="9024" w:author="Claude (AI) - proposed" w:date="2026-10-15T08:04:46Z">
+            <w:ins w:id="9024" w:author="Claude (AI) - proposed" w:date="2026-10-18T00:32:31Z">
               <w:r>
                 <w:rPr>
                   <w:rFonts w:ascii="Arial" w:cs="Arial" w:eastAsia="Arial" w:hAnsi="Arial"/>
@@ -3065,7 +3065,7 @@
               </w:rPr>
               <w:t xml:space="preserve"> conductor, insulator, semiconductor, superconductor, forward-biased and reverse-biased correctly </w:t>
             </w:r>
-            <w:del w:id="9025" w:author="Claude (AI) - proposed" w:date="2026-10-15T08:04:46Z">
+            <w:del w:id="9025" w:author="Claude (AI) - proposed" w:date="2026-10-18T00:32:31Z">
               <w:r>
                 <w:rPr>
                   <w:rFonts w:ascii="Arial" w:cs="Arial" w:eastAsia="Arial" w:hAnsi="Arial"/>
@@ -3080,7 +3080,7 @@
                 <w:delText xml:space="preserve">and</w:delText>
               </w:r>
             </w:del>
-            <w:ins w:id="9026" w:author="Claude (AI) - proposed" w:date="2026-10-15T08:04:46Z">
+            <w:ins w:id="9026" w:author="Claude (AI) - proposed" w:date="2026-10-18T00:32:31Z">
               <w:r>
                 <w:rPr>
                   <w:rFonts w:ascii="Arial" w:cs="Arial" w:eastAsia="Arial" w:hAnsi="Arial"/>
@@ -3128,10 +3128,10 @@
               <w:spacing w:after="40" w:before="0"/>
               <w:jc w:val="left"/>
               <w:rPr>
-                <w:del w:id="9028" w:author="Claude (AI) - proposed" w:date="2026-10-15T08:04:46Z"/>
-              </w:rPr>
-            </w:pPr>
-            <w:del w:id="9027" w:author="Claude (AI) - proposed" w:date="2026-10-15T08:04:46Z">
+                <w:del w:id="9028" w:author="Claude (AI) - proposed" w:date="2026-10-18T00:32:31Z"/>
+              </w:rPr>
+            </w:pPr>
+            <w:del w:id="9027" w:author="Claude (AI) - proposed" w:date="2026-10-18T00:32:31Z">
               <w:r>
                 <w:rPr>
                   <w:rFonts w:ascii="Arial" w:cs="Arial" w:eastAsia="Arial" w:hAnsi="Arial"/>
@@ -3153,7 +3153,7 @@
               <w:spacing w:after="40" w:before="0"/>
               <w:jc w:val="left"/>
             </w:pPr>
-            <w:del w:id="9029" w:author="Claude (AI) - proposed" w:date="2026-10-15T08:04:46Z">
+            <w:del w:id="9029" w:author="Claude (AI) - proposed" w:date="2026-10-18T00:32:31Z">
               <w:r>
                 <w:rPr>
                   <w:rFonts w:ascii="Arial" w:cs="Arial" w:eastAsia="Arial" w:hAnsi="Arial"/>
@@ -3168,7 +3168,7 @@
                 <w:delText xml:space="preserve">Often mixes terms or claims insulators allow no current at all.</w:delText>
               </w:r>
             </w:del>
-            <w:ins w:id="9030" w:author="Claude (AI) - proposed" w:date="2026-10-15T08:04:46Z">
+            <w:ins w:id="9030" w:author="Claude (AI) - proposed" w:date="2026-10-18T00:32:31Z">
               <w:r>
                 <w:rPr>
                   <w:rFonts w:ascii="Arial" w:cs="Arial" w:eastAsia="Arial" w:hAnsi="Arial"/>
@@ -3203,10 +3203,10 @@
               <w:spacing w:after="40" w:before="0"/>
               <w:jc w:val="left"/>
               <w:rPr>
-                <w:ins w:id="9032" w:author="Claude (AI) - proposed" w:date="2026-10-15T08:04:46Z"/>
-              </w:rPr>
-            </w:pPr>
-            <w:ins w:id="9031" w:author="Claude (AI) - proposed" w:date="2026-10-15T08:04:46Z">
+                <w:ins w:id="9032" w:author="Claude (AI) - proposed" w:date="2026-10-18T00:32:31Z"/>
+              </w:rPr>
+            </w:pPr>
+            <w:ins w:id="9031" w:author="Claude (AI) - proposed" w:date="2026-10-18T00:32:31Z">
               <w:r>
                 <w:rPr>
                   <w:rFonts w:ascii="Arial" w:cs="Arial" w:eastAsia="Arial" w:hAnsi="Arial"/>
@@ -3276,7 +3276,7 @@
               <w:spacing w:after="40" w:before="0"/>
               <w:jc w:val="left"/>
             </w:pPr>
-            <w:del w:id="9033" w:author="Claude (AI) - proposed" w:date="2026-10-15T08:04:46Z">
+            <w:del w:id="9033" w:author="Claude (AI) - proposed" w:date="2026-10-18T00:32:31Z">
               <w:r>
                 <w:rPr>
                   <w:rFonts w:ascii="Arial" w:cs="Arial" w:eastAsia="Arial" w:hAnsi="Arial"/>
@@ -3291,7 +3291,7 @@
                 <w:delText xml:space="preserve">Links</w:delText>
               </w:r>
             </w:del>
-            <w:ins w:id="9034" w:author="Claude (AI) - proposed" w:date="2026-10-15T08:04:46Z">
+            <w:ins w:id="9034" w:author="Claude (AI) - proposed" w:date="2026-10-18T00:32:31Z">
               <w:r>
                 <w:rPr>
                   <w:rFonts w:ascii="Arial" w:cs="Arial" w:eastAsia="Arial" w:hAnsi="Arial"/>
@@ -3319,7 +3319,7 @@
               </w:rPr>
               <w:t xml:space="preserve"> the answer to Mr Otieno's wiring and at least two Kenyan cases and answers </w:t>
             </w:r>
-            <w:ins w:id="9035" w:author="Claude (AI) - proposed" w:date="2026-10-15T08:04:46Z">
+            <w:ins w:id="9035" w:author="Claude (AI) - proposed" w:date="2026-10-18T00:32:31Z">
               <w:r>
                 <w:rPr>
                   <w:rFonts w:ascii="Arial" w:cs="Arial" w:eastAsia="Arial" w:hAnsi="Arial"/>
@@ -3367,7 +3367,7 @@
               <w:spacing w:after="40" w:before="0"/>
               <w:jc w:val="left"/>
             </w:pPr>
-            <w:del w:id="9036" w:author="Claude (AI) - proposed" w:date="2026-10-15T08:04:46Z">
+            <w:del w:id="9036" w:author="Claude (AI) - proposed" w:date="2026-10-18T00:32:31Z">
               <w:r>
                 <w:rPr>
                   <w:rFonts w:ascii="Arial" w:cs="Arial" w:eastAsia="Arial" w:hAnsi="Arial"/>
@@ -3382,7 +3382,7 @@
                 <w:delText xml:space="preserve">Links to wiring and one other case, answering</w:delText>
               </w:r>
             </w:del>
-            <w:ins w:id="9037" w:author="Claude (AI) - proposed" w:date="2026-10-15T08:04:46Z">
+            <w:ins w:id="9037" w:author="Claude (AI) - proposed" w:date="2026-10-18T00:32:31Z">
               <w:r>
                 <w:rPr>
                   <w:rFonts w:ascii="Arial" w:cs="Arial" w:eastAsia="Arial" w:hAnsi="Arial"/>
@@ -3410,7 +3410,7 @@
               </w:rPr>
               <w:t xml:space="preserve"> the Driving Question </w:t>
             </w:r>
-            <w:del w:id="9038" w:author="Claude (AI) - proposed" w:date="2026-10-15T08:04:46Z">
+            <w:del w:id="9038" w:author="Claude (AI) - proposed" w:date="2026-10-18T00:32:31Z">
               <w:r>
                 <w:rPr>
                   <w:rFonts w:ascii="Arial" w:cs="Arial" w:eastAsia="Arial" w:hAnsi="Arial"/>
@@ -3425,7 +3425,7 @@
                 <w:delText xml:space="preserve">in part</w:delText>
               </w:r>
             </w:del>
-            <w:ins w:id="9039" w:author="Claude (AI) - proposed" w:date="2026-10-15T08:04:46Z">
+            <w:ins w:id="9039" w:author="Claude (AI) - proposed" w:date="2026-10-18T00:32:31Z">
               <w:r>
                 <w:rPr>
                   <w:rFonts w:ascii="Arial" w:cs="Arial" w:eastAsia="Arial" w:hAnsi="Arial"/>
@@ -3473,7 +3473,7 @@
               <w:spacing w:after="40" w:before="0"/>
               <w:jc w:val="left"/>
             </w:pPr>
-            <w:del w:id="9040" w:author="Claude (AI) - proposed" w:date="2026-10-15T08:04:46Z">
+            <w:del w:id="9040" w:author="Claude (AI) - proposed" w:date="2026-10-18T00:32:31Z">
               <w:r>
                 <w:rPr>
                   <w:rFonts w:ascii="Arial" w:cs="Arial" w:eastAsia="Arial" w:hAnsi="Arial"/>
@@ -3488,7 +3488,7 @@
                 <w:delText xml:space="preserve">Few or no links to the contexts, or</w:delText>
               </w:r>
             </w:del>
-            <w:ins w:id="9041" w:author="Claude (AI) - proposed" w:date="2026-10-15T08:04:46Z">
+            <w:ins w:id="9041" w:author="Claude (AI) - proposed" w:date="2026-10-18T00:32:31Z">
               <w:r>
                 <w:rPr>
                   <w:rFonts w:ascii="Arial" w:cs="Arial" w:eastAsia="Arial" w:hAnsi="Arial"/>
@@ -3516,7 +3516,7 @@
               </w:rPr>
               <w:t xml:space="preserve"> the Driving Question </w:t>
             </w:r>
-            <w:del w:id="9042" w:author="Claude (AI) - proposed" w:date="2026-10-15T08:04:46Z">
+            <w:del w:id="9042" w:author="Claude (AI) - proposed" w:date="2026-10-18T00:32:31Z">
               <w:r>
                 <w:rPr>
                   <w:rFonts w:ascii="Arial" w:cs="Arial" w:eastAsia="Arial" w:hAnsi="Arial"/>
@@ -3531,7 +3531,7 @@
                 <w:delText xml:space="preserve">is not answered</w:delText>
               </w:r>
             </w:del>
-            <w:ins w:id="9043" w:author="Claude (AI) - proposed" w:date="2026-10-15T08:04:46Z">
+            <w:ins w:id="9043" w:author="Claude (AI) - proposed" w:date="2026-10-18T00:32:31Z">
               <w:r>
                 <w:rPr>
                   <w:rFonts w:ascii="Arial" w:cs="Arial" w:eastAsia="Arial" w:hAnsi="Arial"/>
@@ -3614,7 +3614,7 @@
               <w:spacing w:after="40" w:before="0"/>
               <w:jc w:val="left"/>
             </w:pPr>
-            <w:del w:id="9044" w:author="Claude (AI) - proposed" w:date="2026-10-15T08:04:46Z">
+            <w:del w:id="9044" w:author="Claude (AI) - proposed" w:date="2026-10-18T00:32:31Z">
               <w:r>
                 <w:rPr>
                   <w:rFonts w:ascii="Arial" w:cs="Arial" w:eastAsia="Arial" w:hAnsi="Arial"/>
@@ -3629,7 +3629,7 @@
                 <w:delText xml:space="preserve">Clearly</w:delText>
               </w:r>
             </w:del>
-            <w:ins w:id="9045" w:author="Claude (AI) - proposed" w:date="2026-10-15T08:04:46Z">
+            <w:ins w:id="9045" w:author="Claude (AI) - proposed" w:date="2026-10-18T00:32:31Z">
               <w:r>
                 <w:rPr>
                   <w:rFonts w:ascii="Arial" w:cs="Arial" w:eastAsia="Arial" w:hAnsi="Arial"/>
@@ -3657,7 +3657,7 @@
               </w:rPr>
               <w:t xml:space="preserve"> describes how the class model changed from Lesson 1 and </w:t>
             </w:r>
-            <w:del w:id="9046" w:author="Claude (AI) - proposed" w:date="2026-10-15T08:04:46Z">
+            <w:del w:id="9046" w:author="Claude (AI) - proposed" w:date="2026-10-18T00:32:31Z">
               <w:r>
                 <w:rPr>
                   <w:rFonts w:ascii="Arial" w:cs="Arial" w:eastAsia="Arial" w:hAnsi="Arial"/>
@@ -3672,7 +3672,7 @@
                 <w:delText xml:space="preserve">writes</w:delText>
               </w:r>
             </w:del>
-            <w:ins w:id="9047" w:author="Claude (AI) - proposed" w:date="2026-10-15T08:04:46Z">
+            <w:ins w:id="9047" w:author="Claude (AI) - proposed" w:date="2026-10-18T00:32:31Z">
               <w:r>
                 <w:rPr>
                   <w:rFonts w:ascii="Arial" w:cs="Arial" w:eastAsia="Arial" w:hAnsi="Arial"/>
@@ -3720,7 +3720,7 @@
               <w:spacing w:after="40" w:before="0"/>
               <w:jc w:val="left"/>
             </w:pPr>
-            <w:del w:id="9048" w:author="Claude (AI) - proposed" w:date="2026-10-15T08:04:46Z">
+            <w:del w:id="9048" w:author="Claude (AI) - proposed" w:date="2026-10-18T00:32:31Z">
               <w:r>
                 <w:rPr>
                   <w:rFonts w:ascii="Arial" w:cs="Arial" w:eastAsia="Arial" w:hAnsi="Arial"/>
@@ -3735,7 +3735,7 @@
                 <w:delText xml:space="preserve">Mentions model change</w:delText>
               </w:r>
             </w:del>
-            <w:ins w:id="9049" w:author="Claude (AI) - proposed" w:date="2026-10-15T08:04:46Z">
+            <w:ins w:id="9049" w:author="Claude (AI) - proposed" w:date="2026-10-18T00:32:31Z">
               <w:r>
                 <w:rPr>
                   <w:rFonts w:ascii="Arial" w:cs="Arial" w:eastAsia="Arial" w:hAnsi="Arial"/>
@@ -3783,7 +3783,7 @@
               <w:spacing w:after="40" w:before="0"/>
               <w:jc w:val="left"/>
             </w:pPr>
-            <w:del w:id="9050" w:author="Claude (AI) - proposed" w:date="2026-10-15T08:04:46Z">
+            <w:del w:id="9050" w:author="Claude (AI) - proposed" w:date="2026-10-18T00:32:31Z">
               <w:r>
                 <w:rPr>
                   <w:rFonts w:ascii="Arial" w:cs="Arial" w:eastAsia="Arial" w:hAnsi="Arial"/>
@@ -3798,7 +3798,7 @@
                 <w:delText xml:space="preserve">Does not describe model change</w:delText>
               </w:r>
             </w:del>
-            <w:ins w:id="9051" w:author="Claude (AI) - proposed" w:date="2026-10-15T08:04:46Z">
+            <w:ins w:id="9051" w:author="Claude (AI) - proposed" w:date="2026-10-18T00:32:31Z">
               <w:r>
                 <w:rPr>
                   <w:rFonts w:ascii="Arial" w:cs="Arial" w:eastAsia="Arial" w:hAnsi="Arial"/>
@@ -3948,7 +3948,7 @@
         </w:rPr>
         <w:t xml:space="preserve">© 2026 SeaVuria and ARES. This work is licensed under a </w:t>
       </w:r>
-      <w:hyperlink w:history="1" r:id="rIdfb7zg6bimbrgnsjgiop3t">
+      <w:hyperlink w:history="1" r:id="rIdxszfxzajmf1tbdlasflbd">
         <w:r>
           <w:rPr>
             <w:rFonts w:ascii="Arial" w:cs="Arial" w:eastAsia="Arial" w:hAnsi="Arial"/>
@@ -3968,7 +3968,7 @@
         </w:rPr>
         <w:t xml:space="preserve"> (</w:t>
       </w:r>
-      <w:hyperlink w:history="1" r:id="rIdctovhoqagpwlyprrqbsey">
+      <w:hyperlink w:history="1" r:id="rIdjniq6bjwmrpfpv7qxekc9">
         <w:r>
           <w:rPr>
             <w:rFonts w:ascii="Arial" w:cs="Arial" w:eastAsia="Arial" w:hAnsi="Arial"/>
@@ -3988,7 +3988,7 @@
         </w:rPr>
         <w:t xml:space="preserve">). To view a copy of this license, visit </w:t>
       </w:r>
-      <w:hyperlink w:history="1" r:id="rIdjhaqc4lhtp7viuqsewasq">
+      <w:hyperlink w:history="1" r:id="rIddocs9caae-wwbp3ucypj0">
         <w:r>
           <w:rPr>
             <w:rFonts w:ascii="Arial" w:cs="Arial" w:eastAsia="Arial" w:hAnsi="Arial"/>
